--- a/원고/1부/러시아어_컨설턴트_20아크.docx
+++ b/원고/1부/러시아어_컨설턴트_20아크.docx
@@ -3049,6 +3049,42 @@
         <w:pStyle w:val="BodyText"/>
       </w:pPr>
       <w:r>
+        <w:rPr>
+          <w:bCs/>
+          <w:b/>
+        </w:rPr>
+        <w:t xml:space="preserve">Кирилл:</w:t>
+      </w:r>
+      <w:r>
+        <w:t xml:space="preserve"> </w:t>
+      </w:r>
+      <w:r>
+        <w:t xml:space="preserve">(Улыбнувшись) Только не прямо сейчас, ночью. Утро вечера мудренее — если утром скажем то же самое, значит, это действительно наше решение.</w:t>
+      </w:r>
+    </w:p>
+    <w:p>
+      <w:pPr>
+        <w:pStyle w:val="BodyText"/>
+      </w:pPr>
+      <w:r>
+        <w:rPr>
+          <w:bCs/>
+          <w:b/>
+        </w:rPr>
+        <w:t xml:space="preserve">Настя:</w:t>
+      </w:r>
+      <w:r>
+        <w:t xml:space="preserve"> </w:t>
+      </w:r>
+      <w:r>
+        <w:t xml:space="preserve">(Смеясь) Договорились. Хотя почти уверена — утром скажу то же самое.</w:t>
+      </w:r>
+    </w:p>
+    <w:p>
+      <w:pPr>
+        <w:pStyle w:val="BodyText"/>
+      </w:pPr>
+      <w:r>
         <w:t xml:space="preserve">다음 날, 이그나티에게 결정을 전달합니다.</w:t>
       </w:r>
     </w:p>
@@ -3182,6 +3218,42 @@
       </w:r>
       <w:r>
         <w:t xml:space="preserve">Справедливо. Он заслужил, хотя бы попытку.</w:t>
+      </w:r>
+    </w:p>
+    <w:p>
+      <w:pPr>
+        <w:pStyle w:val="BodyText"/>
+      </w:pPr>
+      <w:r>
+        <w:rPr>
+          <w:bCs/>
+          <w:b/>
+        </w:rPr>
+        <w:t xml:space="preserve">Игнатий:</w:t>
+      </w:r>
+      <w:r>
+        <w:t xml:space="preserve"> </w:t>
+      </w:r>
+      <w:r>
+        <w:t xml:space="preserve">(Помолчав) Только помните: взялся за гуж — не говори, что не дюж. Через полгода прийти и сказать «мы передумали» — не получится.</w:t>
+      </w:r>
+    </w:p>
+    <w:p>
+      <w:pPr>
+        <w:pStyle w:val="BodyText"/>
+      </w:pPr>
+      <w:r>
+        <w:rPr>
+          <w:bCs/>
+          <w:b/>
+        </w:rPr>
+        <w:t xml:space="preserve">Кирилл:</w:t>
+      </w:r>
+      <w:r>
+        <w:t xml:space="preserve"> </w:t>
+      </w:r>
+      <w:r>
+        <w:t xml:space="preserve">Понимаем, Игнатий Львович. Поэтому и думали так долго.</w:t>
       </w:r>
     </w:p>
     <w:p>

--- a/원고/1부/러시아어_컨설턴트_20아크.docx
+++ b/원고/1부/러시아어_컨설턴트_20아크.docx
@@ -3810,6 +3810,222 @@
       </w:r>
       <w:r>
         <w:t xml:space="preserve">Шесть — звучит, как хороший вызов, для начала.</w:t>
+      </w:r>
+    </w:p>
+    <w:p>
+      <w:r>
+        <w:br w:type="page"/>
+      </w:r>
+    </w:p>
+    <w:p>
+      <w:pPr>
+        <w:pStyle w:val="BodyText"/>
+      </w:pPr>
+      <w:r>
+        <w:rPr>
+          <w:b/>
+          <w:bCs/>
+          <w:sz w:val="32"/>
+          <w:szCs w:val="32"/>
+        </w:rPr>
+        <w:t xml:space="preserve">📚 인용 해설 노트 — 20아크</w:t>
+      </w:r>
+    </w:p>
+    <w:p>
+      <w:pPr>
+        <w:pStyle w:val="BodyText"/>
+      </w:pPr>
+      <w:r>
+        <w:rPr/>
+        <w:t xml:space="preserve">이 화에 나온 러시아 고전 인용과 속담의 뜻, 원작 맥락, 쓰인 장면, 실제 대화에서 쓰는 요령을 정리했습니다.</w:t>
+      </w:r>
+    </w:p>
+    <w:p>
+      <w:pPr>
+        <w:pStyle w:val="BodyText"/>
+      </w:pPr>
+      <w:r>
+        <w:rPr>
+          <w:b/>
+          <w:bCs/>
+          <w:sz w:val="24"/>
+          <w:szCs w:val="24"/>
+        </w:rPr>
+        <w:t xml:space="preserve">인용 1 · «Утро вечера мудренее»</w:t>
+      </w:r>
+    </w:p>
+    <w:p>
+      <w:pPr>
+        <w:pStyle w:val="BodyText"/>
+      </w:pPr>
+      <w:r>
+        <w:rPr>
+          <w:b/>
+          <w:bCs/>
+        </w:rPr>
+        <w:t xml:space="preserve">출전: </w:t>
+      </w:r>
+      <w:r>
+        <w:rPr/>
+        <w:t xml:space="preserve">러시아 속담</w:t>
+      </w:r>
+    </w:p>
+    <w:p>
+      <w:pPr>
+        <w:pStyle w:val="BodyText"/>
+      </w:pPr>
+      <w:r>
+        <w:rPr>
+          <w:b/>
+          <w:bCs/>
+        </w:rPr>
+        <w:t xml:space="preserve">뜻: </w:t>
+      </w:r>
+      <w:r>
+        <w:rPr/>
+        <w:t xml:space="preserve">아침이 저녁보다 지혜롭다. 하룻밤 자고 결정하라는 뜻입니다.</w:t>
+      </w:r>
+    </w:p>
+    <w:p>
+      <w:pPr>
+        <w:pStyle w:val="BodyText"/>
+      </w:pPr>
+      <w:r>
+        <w:rPr>
+          <w:b/>
+          <w:bCs/>
+        </w:rPr>
+        <w:t xml:space="preserve">원작·유래: </w:t>
+      </w:r>
+      <w:r>
+        <w:rPr/>
+        <w:t xml:space="preserve">러시아 민담에서 주인공이 어려운 과제를 받으면 조력자가 '일단 자라, 아침이 저녁보다 지혜롭다'고 위로하는 장면에서 자주 나옵니다.</w:t>
+      </w:r>
+    </w:p>
+    <w:p>
+      <w:pPr>
+        <w:pStyle w:val="BodyText"/>
+      </w:pPr>
+      <w:r>
+        <w:rPr>
+          <w:b/>
+          <w:bCs/>
+        </w:rPr>
+        <w:t xml:space="preserve">이 화에서: </w:t>
+      </w:r>
+      <w:r>
+        <w:rPr/>
+        <w:t xml:space="preserve">컨설팅을 떠나 종합상사 CEO·CFO가 될지 결정하던 밤에, 키릴이 '아침에도 같은 말을 하면 그게 진짜 우리 결정'이라며 말합니다.</w:t>
+      </w:r>
+    </w:p>
+    <w:p>
+      <w:pPr>
+        <w:pStyle w:val="BodyText"/>
+      </w:pPr>
+      <w:r>
+        <w:rPr>
+          <w:b/>
+          <w:bCs/>
+        </w:rPr>
+        <w:t xml:space="preserve">대화 활용 팁: </w:t>
+      </w:r>
+      <w:r>
+        <w:rPr/>
+        <w:t xml:space="preserve">중요한 결정을 하룻밤 미루자고 제안할 때 아주 자연스럽습니다. 늦은 회의를 마무리하거나 감정이 격해진 상대를 진정시킬 때도 유용합니다.</w:t>
+      </w:r>
+    </w:p>
+    <w:p>
+      <w:pPr>
+        <w:pStyle w:val="BodyText"/>
+      </w:pPr>
+      <w:r>
+        <w:rPr>
+          <w:b/>
+          <w:bCs/>
+          <w:sz w:val="24"/>
+          <w:szCs w:val="24"/>
+        </w:rPr>
+        <w:t xml:space="preserve">인용 2 · «Взялся за гуж — не говори, что не дюж»</w:t>
+      </w:r>
+    </w:p>
+    <w:p>
+      <w:pPr>
+        <w:pStyle w:val="BodyText"/>
+      </w:pPr>
+      <w:r>
+        <w:rPr>
+          <w:b/>
+          <w:bCs/>
+        </w:rPr>
+        <w:t xml:space="preserve">출전: </w:t>
+      </w:r>
+      <w:r>
+        <w:rPr/>
+        <w:t xml:space="preserve">러시아 속담</w:t>
+      </w:r>
+    </w:p>
+    <w:p>
+      <w:pPr>
+        <w:pStyle w:val="BodyText"/>
+      </w:pPr>
+      <w:r>
+        <w:rPr>
+          <w:b/>
+          <w:bCs/>
+        </w:rPr>
+        <w:t xml:space="preserve">뜻: </w:t>
+      </w:r>
+      <w:r>
+        <w:rPr/>
+        <w:t xml:space="preserve">마구(馬具)를 잡았으면 힘이 모자란다고 말하지 마라. 시작했으면 끝까지 하라는 뜻입니다.</w:t>
+      </w:r>
+    </w:p>
+    <w:p>
+      <w:pPr>
+        <w:pStyle w:val="BodyText"/>
+      </w:pPr>
+      <w:r>
+        <w:rPr>
+          <w:b/>
+          <w:bCs/>
+        </w:rPr>
+        <w:t xml:space="preserve">원작·유래: </w:t>
+      </w:r>
+      <w:r>
+        <w:rPr/>
+        <w:t xml:space="preserve">'гуж'는 말을 수레에 매는 가죽끈입니다. 짐수레를 끌겠다고 나섰으면 힘들다고 물러서지 말라는 뜻입니다.</w:t>
+      </w:r>
+    </w:p>
+    <w:p>
+      <w:pPr>
+        <w:pStyle w:val="BodyText"/>
+      </w:pPr>
+      <w:r>
+        <w:rPr>
+          <w:b/>
+          <w:bCs/>
+        </w:rPr>
+        <w:t xml:space="preserve">이 화에서: </w:t>
+      </w:r>
+      <w:r>
+        <w:rPr/>
+        <w:t xml:space="preserve">키릴과 나스탸가 제안을 수락하자 창립자 이그나티가 '반년 뒤에 마음이 바뀌었다고 하면 안 된다'며 책임감을 일깨웁니다.</w:t>
+      </w:r>
+    </w:p>
+    <w:p>
+      <w:pPr>
+        <w:pStyle w:val="BodyText"/>
+      </w:pPr>
+      <w:r>
+        <w:rPr>
+          <w:b/>
+          <w:bCs/>
+        </w:rPr>
+        <w:t xml:space="preserve">대화 활용 팁: </w:t>
+      </w:r>
+      <w:r>
+        <w:rPr/>
+        <w:t xml:space="preserve">새 직책을 맡거나 프로젝트를 시작할 때 각오를 다지는 말로 씁니다. 윗사람이 아랫사람에게 하면 격려와 경고가 함께 담깁니다.</w:t>
       </w:r>
     </w:p>
     <w:sectPr/>
